--- a/Bayerische Nächte/Geschichten/10_Spuren in der Bibliothek/Spuren in der Bibliothek.docx
+++ b/Bayerische Nächte/Geschichten/10_Spuren in der Bibliothek/Spuren in der Bibliothek.docx
@@ -142,6 +142,9 @@
     <w:p>
       <w:r>
         <w:t>Mit dem Wissen der Seele gelingt der Weg nach Außen. Dort kann der Mann verfolgt werden, welcher sich als Mitglied der Sekte herausstellt, die Vorboten der Glückseligkeit (Harbingers of Beatitude)</w:t>
+      </w:r>
+      <w:r>
+        <w:t>. Dieser redet mit einem aschgrauen Mann, bevor der letztere verschwindet.</w:t>
       </w:r>
     </w:p>
     <w:sectPr>
